--- a/sprachmodelle/Steckbriefe/Word_Dokumente/E_Anwendungsentwicklung.docx
+++ b/sprachmodelle/Steckbriefe/Word_Dokumente/E_Anwendungsentwicklung.docx
@@ -337,7 +337,61 @@
           <w:sz w:val="24"/>
           <w:szCs w:val="24"/>
         </w:rPr>
-        <w:t xml:space="preserve"> habe ich mich noch auf die Erstellung von interaktiven Webseiten (single page WebApps im HTML-Format) beschränkt.</w:t>
+        <w:t xml:space="preserve"> habe ich mich noch auf die Erstellung von interaktiven Webseiten (</w:t>
+      </w:r>
+      <w:proofErr w:type="spellStart"/>
+      <w:r>
+        <w:rPr>
+          <w:rFonts w:ascii="Calibri" w:hAnsi="Calibri" w:cs="Calibri"/>
+          <w:sz w:val="24"/>
+          <w:szCs w:val="24"/>
+        </w:rPr>
+        <w:t>single</w:t>
+      </w:r>
+      <w:proofErr w:type="spellEnd"/>
+      <w:r>
+        <w:rPr>
+          <w:rFonts w:ascii="Calibri" w:hAnsi="Calibri" w:cs="Calibri"/>
+          <w:sz w:val="24"/>
+          <w:szCs w:val="24"/>
+        </w:rPr>
+        <w:t xml:space="preserve"> </w:t>
+      </w:r>
+      <w:proofErr w:type="spellStart"/>
+      <w:r>
+        <w:rPr>
+          <w:rFonts w:ascii="Calibri" w:hAnsi="Calibri" w:cs="Calibri"/>
+          <w:sz w:val="24"/>
+          <w:szCs w:val="24"/>
+        </w:rPr>
+        <w:t>page</w:t>
+      </w:r>
+      <w:proofErr w:type="spellEnd"/>
+      <w:r>
+        <w:rPr>
+          <w:rFonts w:ascii="Calibri" w:hAnsi="Calibri" w:cs="Calibri"/>
+          <w:sz w:val="24"/>
+          <w:szCs w:val="24"/>
+        </w:rPr>
+        <w:t xml:space="preserve"> </w:t>
+      </w:r>
+      <w:proofErr w:type="spellStart"/>
+      <w:r>
+        <w:rPr>
+          <w:rFonts w:ascii="Calibri" w:hAnsi="Calibri" w:cs="Calibri"/>
+          <w:sz w:val="24"/>
+          <w:szCs w:val="24"/>
+        </w:rPr>
+        <w:t>WebApps</w:t>
+      </w:r>
+      <w:proofErr w:type="spellEnd"/>
+      <w:r>
+        <w:rPr>
+          <w:rFonts w:ascii="Calibri" w:hAnsi="Calibri" w:cs="Calibri"/>
+          <w:sz w:val="24"/>
+          <w:szCs w:val="24"/>
+        </w:rPr>
+        <w:t xml:space="preserve"> im HTML-Format) beschränkt.</w:t>
       </w:r>
     </w:p>
     <w:p>
@@ -375,7 +429,121 @@
           <w:sz w:val="24"/>
           <w:szCs w:val="24"/>
         </w:rPr>
-        <w:t xml:space="preserve"> Prompt-Beispielen auch python-basierte Programme erstellen zu lassen.</w:t>
+        <w:t xml:space="preserve"> Prompt-Beispielen auch </w:t>
+      </w:r>
+      <w:proofErr w:type="spellStart"/>
+      <w:r>
+        <w:rPr>
+          <w:rFonts w:ascii="Calibri" w:hAnsi="Calibri" w:cs="Calibri"/>
+          <w:sz w:val="24"/>
+          <w:szCs w:val="24"/>
+        </w:rPr>
+        <w:t>python</w:t>
+      </w:r>
+      <w:proofErr w:type="spellEnd"/>
+      <w:r>
+        <w:rPr>
+          <w:rFonts w:ascii="Calibri" w:hAnsi="Calibri" w:cs="Calibri"/>
+          <w:sz w:val="24"/>
+          <w:szCs w:val="24"/>
+        </w:rPr>
+        <w:t>-basierte Programme erstellen zu lassen.</w:t>
+      </w:r>
+    </w:p>
+    <w:p>
+      <w:pPr>
+        <w:pStyle w:val="Listenabsatz"/>
+        <w:numPr>
+          <w:ilvl w:val="0"/>
+          <w:numId w:val="5"/>
+        </w:numPr>
+        <w:rPr>
+          <w:rFonts w:ascii="Calibri" w:hAnsi="Calibri" w:cs="Calibri"/>
+          <w:sz w:val="24"/>
+          <w:szCs w:val="24"/>
+        </w:rPr>
+      </w:pPr>
+      <w:r>
+        <w:rPr>
+          <w:rFonts w:ascii="Calibri" w:hAnsi="Calibri" w:cs="Calibri"/>
+          <w:sz w:val="24"/>
+          <w:szCs w:val="24"/>
+        </w:rPr>
+        <w:t>Mit dem Sprachmodell von Gemini habe ich die Prompt-Beispiele getestet und die zugehörigen Dateien im Repository hinterlegt:</w:t>
+      </w:r>
+      <w:r>
+        <w:rPr>
+          <w:rFonts w:ascii="Calibri" w:hAnsi="Calibri" w:cs="Calibri"/>
+          <w:sz w:val="24"/>
+          <w:szCs w:val="24"/>
+        </w:rPr>
+        <w:br/>
+      </w:r>
+      <w:r>
+        <w:rPr>
+          <w:rFonts w:ascii="Calibri" w:hAnsi="Calibri" w:cs="Calibri"/>
+          <w:sz w:val="24"/>
+          <w:szCs w:val="24"/>
+        </w:rPr>
+        <w:drawing>
+          <wp:inline distT="0" distB="0" distL="0" distR="0" wp14:anchorId="4FCB066B" wp14:editId="51956B84">
+            <wp:extent cx="3438525" cy="1394437"/>
+            <wp:effectExtent l="19050" t="19050" r="9525" b="15875"/>
+            <wp:docPr id="1191667427" name="Grafik 1"/>
+            <wp:cNvGraphicFramePr>
+              <a:graphicFrameLocks xmlns:a="http://schemas.openxmlformats.org/drawingml/2006/main" noChangeAspect="1"/>
+            </wp:cNvGraphicFramePr>
+            <a:graphic xmlns:a="http://schemas.openxmlformats.org/drawingml/2006/main">
+              <a:graphicData uri="http://schemas.openxmlformats.org/drawingml/2006/picture">
+                <pic:pic xmlns:pic="http://schemas.openxmlformats.org/drawingml/2006/picture">
+                  <pic:nvPicPr>
+                    <pic:cNvPr id="1191667427" name=""/>
+                    <pic:cNvPicPr/>
+                  </pic:nvPicPr>
+                  <pic:blipFill>
+                    <a:blip r:embed="rId8"/>
+                    <a:stretch>
+                      <a:fillRect/>
+                    </a:stretch>
+                  </pic:blipFill>
+                  <pic:spPr>
+                    <a:xfrm>
+                      <a:off x="0" y="0"/>
+                      <a:ext cx="3469261" cy="1406901"/>
+                    </a:xfrm>
+                    <a:prstGeom prst="rect">
+                      <a:avLst/>
+                    </a:prstGeom>
+                    <a:ln>
+                      <a:solidFill>
+                        <a:schemeClr val="accent1"/>
+                      </a:solidFill>
+                    </a:ln>
+                  </pic:spPr>
+                </pic:pic>
+              </a:graphicData>
+            </a:graphic>
+          </wp:inline>
+        </w:drawing>
+      </w:r>
+      <w:r>
+        <w:rPr>
+          <w:rFonts w:ascii="Calibri" w:hAnsi="Calibri" w:cs="Calibri"/>
+          <w:sz w:val="24"/>
+          <w:szCs w:val="24"/>
+        </w:rPr>
+        <w:br/>
+      </w:r>
+      <w:r>
+        <w:rPr>
+          <w:rFonts w:ascii="Calibri" w:hAnsi="Calibri" w:cs="Calibri"/>
+          <w:b/>
+          <w:bCs/>
+          <w:color w:val="EE0000"/>
+          <w:sz w:val="24"/>
+          <w:szCs w:val="24"/>
+        </w:rPr>
+        <w:t>Die Applikationen wurden nicht auf fachliche Korrektheit überprüft!</w:t>
       </w:r>
     </w:p>
     <w:p>
@@ -434,7 +602,25 @@
           <w:sz w:val="24"/>
           <w:szCs w:val="24"/>
         </w:rPr>
-        <w:t xml:space="preserve"> mit einem Sprachmodell Ihrer Wahl (Telli, ByCS,</w:t>
+        <w:t xml:space="preserve"> mit einem Sprachmodell Ihrer Wahl (Telli, </w:t>
+      </w:r>
+      <w:proofErr w:type="spellStart"/>
+      <w:r>
+        <w:rPr>
+          <w:rFonts w:ascii="Calibri" w:hAnsi="Calibri" w:cs="Calibri"/>
+          <w:sz w:val="24"/>
+          <w:szCs w:val="24"/>
+        </w:rPr>
+        <w:t>ByCS</w:t>
+      </w:r>
+      <w:proofErr w:type="spellEnd"/>
+      <w:r>
+        <w:rPr>
+          <w:rFonts w:ascii="Calibri" w:hAnsi="Calibri" w:cs="Calibri"/>
+          <w:sz w:val="24"/>
+          <w:szCs w:val="24"/>
+        </w:rPr>
+        <w:t>,</w:t>
       </w:r>
       <w:r>
         <w:rPr>
@@ -533,8 +719,20 @@
           <w:sz w:val="24"/>
           <w:szCs w:val="24"/>
         </w:rPr>
-        <w:t>*.html</w:t>
-      </w:r>
+        <w:t>*.</w:t>
+      </w:r>
+      <w:proofErr w:type="spellStart"/>
+      <w:r>
+        <w:rPr>
+          <w:rFonts w:ascii="Calibri" w:hAnsi="Calibri" w:cs="Calibri"/>
+          <w:b/>
+          <w:bCs/>
+          <w:sz w:val="24"/>
+          <w:szCs w:val="24"/>
+        </w:rPr>
+        <w:t>html</w:t>
+      </w:r>
+      <w:proofErr w:type="spellEnd"/>
       <w:r>
         <w:rPr>
           <w:rFonts w:ascii="Calibri" w:hAnsi="Calibri" w:cs="Calibri"/>
@@ -575,8 +773,8 @@
     <w:p/>
     <w:p/>
     <w:sectPr>
-      <w:headerReference w:type="default" r:id="rId8"/>
-      <w:footerReference w:type="default" r:id="rId9"/>
+      <w:headerReference w:type="default" r:id="rId9"/>
+      <w:footerReference w:type="default" r:id="rId10"/>
       <w:pgSz w:w="11906" w:h="16838"/>
       <w:pgMar w:top="2407" w:right="1417" w:bottom="1134" w:left="1417" w:header="708" w:footer="708" w:gutter="0"/>
       <w:cols w:space="708"/>

--- a/sprachmodelle/Steckbriefe/Word_Dokumente/E_Anwendungsentwicklung.docx
+++ b/sprachmodelle/Steckbriefe/Word_Dokumente/E_Anwendungsentwicklung.docx
@@ -337,61 +337,7 @@
           <w:sz w:val="24"/>
           <w:szCs w:val="24"/>
         </w:rPr>
-        <w:t xml:space="preserve"> habe ich mich noch auf die Erstellung von interaktiven Webseiten (</w:t>
-      </w:r>
-      <w:proofErr w:type="spellStart"/>
-      <w:r>
-        <w:rPr>
-          <w:rFonts w:ascii="Calibri" w:hAnsi="Calibri" w:cs="Calibri"/>
-          <w:sz w:val="24"/>
-          <w:szCs w:val="24"/>
-        </w:rPr>
-        <w:t>single</w:t>
-      </w:r>
-      <w:proofErr w:type="spellEnd"/>
-      <w:r>
-        <w:rPr>
-          <w:rFonts w:ascii="Calibri" w:hAnsi="Calibri" w:cs="Calibri"/>
-          <w:sz w:val="24"/>
-          <w:szCs w:val="24"/>
-        </w:rPr>
-        <w:t xml:space="preserve"> </w:t>
-      </w:r>
-      <w:proofErr w:type="spellStart"/>
-      <w:r>
-        <w:rPr>
-          <w:rFonts w:ascii="Calibri" w:hAnsi="Calibri" w:cs="Calibri"/>
-          <w:sz w:val="24"/>
-          <w:szCs w:val="24"/>
-        </w:rPr>
-        <w:t>page</w:t>
-      </w:r>
-      <w:proofErr w:type="spellEnd"/>
-      <w:r>
-        <w:rPr>
-          <w:rFonts w:ascii="Calibri" w:hAnsi="Calibri" w:cs="Calibri"/>
-          <w:sz w:val="24"/>
-          <w:szCs w:val="24"/>
-        </w:rPr>
-        <w:t xml:space="preserve"> </w:t>
-      </w:r>
-      <w:proofErr w:type="spellStart"/>
-      <w:r>
-        <w:rPr>
-          <w:rFonts w:ascii="Calibri" w:hAnsi="Calibri" w:cs="Calibri"/>
-          <w:sz w:val="24"/>
-          <w:szCs w:val="24"/>
-        </w:rPr>
-        <w:t>WebApps</w:t>
-      </w:r>
-      <w:proofErr w:type="spellEnd"/>
-      <w:r>
-        <w:rPr>
-          <w:rFonts w:ascii="Calibri" w:hAnsi="Calibri" w:cs="Calibri"/>
-          <w:sz w:val="24"/>
-          <w:szCs w:val="24"/>
-        </w:rPr>
-        <w:t xml:space="preserve"> im HTML-Format) beschränkt.</w:t>
+        <w:t xml:space="preserve"> habe ich mich noch auf die Erstellung von interaktiven Webseiten (single page WebApps im HTML-Format) beschränkt.</w:t>
       </w:r>
     </w:p>
     <w:p>
@@ -429,25 +375,7 @@
           <w:sz w:val="24"/>
           <w:szCs w:val="24"/>
         </w:rPr>
-        <w:t xml:space="preserve"> Prompt-Beispielen auch </w:t>
-      </w:r>
-      <w:proofErr w:type="spellStart"/>
-      <w:r>
-        <w:rPr>
-          <w:rFonts w:ascii="Calibri" w:hAnsi="Calibri" w:cs="Calibri"/>
-          <w:sz w:val="24"/>
-          <w:szCs w:val="24"/>
-        </w:rPr>
-        <w:t>python</w:t>
-      </w:r>
-      <w:proofErr w:type="spellEnd"/>
-      <w:r>
-        <w:rPr>
-          <w:rFonts w:ascii="Calibri" w:hAnsi="Calibri" w:cs="Calibri"/>
-          <w:sz w:val="24"/>
-          <w:szCs w:val="24"/>
-        </w:rPr>
-        <w:t>-basierte Programme erstellen zu lassen.</w:t>
+        <w:t xml:space="preserve"> Prompt-Beispielen auch python-basierte Programme erstellen zu lassen.</w:t>
       </w:r>
     </w:p>
     <w:p>
@@ -482,6 +410,7 @@
       <w:r>
         <w:rPr>
           <w:rFonts w:ascii="Calibri" w:hAnsi="Calibri" w:cs="Calibri"/>
+          <w:noProof/>
           <w:sz w:val="24"/>
           <w:szCs w:val="24"/>
         </w:rPr>
@@ -602,25 +531,7 @@
           <w:sz w:val="24"/>
           <w:szCs w:val="24"/>
         </w:rPr>
-        <w:t xml:space="preserve"> mit einem Sprachmodell Ihrer Wahl (Telli, </w:t>
-      </w:r>
-      <w:proofErr w:type="spellStart"/>
-      <w:r>
-        <w:rPr>
-          <w:rFonts w:ascii="Calibri" w:hAnsi="Calibri" w:cs="Calibri"/>
-          <w:sz w:val="24"/>
-          <w:szCs w:val="24"/>
-        </w:rPr>
-        <w:t>ByCS</w:t>
-      </w:r>
-      <w:proofErr w:type="spellEnd"/>
-      <w:r>
-        <w:rPr>
-          <w:rFonts w:ascii="Calibri" w:hAnsi="Calibri" w:cs="Calibri"/>
-          <w:sz w:val="24"/>
-          <w:szCs w:val="24"/>
-        </w:rPr>
-        <w:t>,</w:t>
+        <w:t xml:space="preserve"> mit einem Sprachmodell Ihrer Wahl (Telli, ByCS,</w:t>
       </w:r>
       <w:r>
         <w:rPr>
@@ -719,20 +630,8 @@
           <w:sz w:val="24"/>
           <w:szCs w:val="24"/>
         </w:rPr>
-        <w:t>*.</w:t>
-      </w:r>
-      <w:proofErr w:type="spellStart"/>
-      <w:r>
-        <w:rPr>
-          <w:rFonts w:ascii="Calibri" w:hAnsi="Calibri" w:cs="Calibri"/>
-          <w:b/>
-          <w:bCs/>
-          <w:sz w:val="24"/>
-          <w:szCs w:val="24"/>
-        </w:rPr>
-        <w:t>html</w:t>
-      </w:r>
-      <w:proofErr w:type="spellEnd"/>
+        <w:t>*.html</w:t>
+      </w:r>
       <w:r>
         <w:rPr>
           <w:rFonts w:ascii="Calibri" w:hAnsi="Calibri" w:cs="Calibri"/>
@@ -749,16 +648,6 @@
         </w:rPr>
         <w:br/>
       </w:r>
-    </w:p>
-    <w:p>
-      <w:pPr>
-        <w:pStyle w:val="Listenabsatz"/>
-        <w:rPr>
-          <w:rFonts w:ascii="Calibri" w:hAnsi="Calibri" w:cs="Calibri"/>
-          <w:sz w:val="24"/>
-          <w:szCs w:val="24"/>
-        </w:rPr>
-      </w:pPr>
     </w:p>
     <w:p>
       <w:pPr>

--- a/sprachmodelle/Steckbriefe/Word_Dokumente/E_Anwendungsentwicklung.docx
+++ b/sprachmodelle/Steckbriefe/Word_Dokumente/E_Anwendungsentwicklung.docx
@@ -337,7 +337,61 @@
           <w:sz w:val="24"/>
           <w:szCs w:val="24"/>
         </w:rPr>
-        <w:t xml:space="preserve"> habe ich mich noch auf die Erstellung von interaktiven Webseiten (single page WebApps im HTML-Format) beschränkt.</w:t>
+        <w:t xml:space="preserve"> habe ich mich noch auf die Erstellung von interaktiven Webseiten (</w:t>
+      </w:r>
+      <w:proofErr w:type="spellStart"/>
+      <w:r>
+        <w:rPr>
+          <w:rFonts w:ascii="Calibri" w:hAnsi="Calibri" w:cs="Calibri"/>
+          <w:sz w:val="24"/>
+          <w:szCs w:val="24"/>
+        </w:rPr>
+        <w:t>single</w:t>
+      </w:r>
+      <w:proofErr w:type="spellEnd"/>
+      <w:r>
+        <w:rPr>
+          <w:rFonts w:ascii="Calibri" w:hAnsi="Calibri" w:cs="Calibri"/>
+          <w:sz w:val="24"/>
+          <w:szCs w:val="24"/>
+        </w:rPr>
+        <w:t xml:space="preserve"> </w:t>
+      </w:r>
+      <w:proofErr w:type="spellStart"/>
+      <w:r>
+        <w:rPr>
+          <w:rFonts w:ascii="Calibri" w:hAnsi="Calibri" w:cs="Calibri"/>
+          <w:sz w:val="24"/>
+          <w:szCs w:val="24"/>
+        </w:rPr>
+        <w:t>page</w:t>
+      </w:r>
+      <w:proofErr w:type="spellEnd"/>
+      <w:r>
+        <w:rPr>
+          <w:rFonts w:ascii="Calibri" w:hAnsi="Calibri" w:cs="Calibri"/>
+          <w:sz w:val="24"/>
+          <w:szCs w:val="24"/>
+        </w:rPr>
+        <w:t xml:space="preserve"> </w:t>
+      </w:r>
+      <w:proofErr w:type="spellStart"/>
+      <w:r>
+        <w:rPr>
+          <w:rFonts w:ascii="Calibri" w:hAnsi="Calibri" w:cs="Calibri"/>
+          <w:sz w:val="24"/>
+          <w:szCs w:val="24"/>
+        </w:rPr>
+        <w:t>WebApps</w:t>
+      </w:r>
+      <w:proofErr w:type="spellEnd"/>
+      <w:r>
+        <w:rPr>
+          <w:rFonts w:ascii="Calibri" w:hAnsi="Calibri" w:cs="Calibri"/>
+          <w:sz w:val="24"/>
+          <w:szCs w:val="24"/>
+        </w:rPr>
+        <w:t xml:space="preserve"> im HTML-Format) beschränkt.</w:t>
       </w:r>
     </w:p>
     <w:p>
@@ -375,7 +429,25 @@
           <w:sz w:val="24"/>
           <w:szCs w:val="24"/>
         </w:rPr>
-        <w:t xml:space="preserve"> Prompt-Beispielen auch python-basierte Programme erstellen zu lassen.</w:t>
+        <w:t xml:space="preserve"> Prompt-Beispielen auch </w:t>
+      </w:r>
+      <w:proofErr w:type="spellStart"/>
+      <w:r>
+        <w:rPr>
+          <w:rFonts w:ascii="Calibri" w:hAnsi="Calibri" w:cs="Calibri"/>
+          <w:sz w:val="24"/>
+          <w:szCs w:val="24"/>
+        </w:rPr>
+        <w:t>python</w:t>
+      </w:r>
+      <w:proofErr w:type="spellEnd"/>
+      <w:r>
+        <w:rPr>
+          <w:rFonts w:ascii="Calibri" w:hAnsi="Calibri" w:cs="Calibri"/>
+          <w:sz w:val="24"/>
+          <w:szCs w:val="24"/>
+        </w:rPr>
+        <w:t>-basierte Programme erstellen zu lassen.</w:t>
       </w:r>
     </w:p>
     <w:p>
@@ -531,7 +603,25 @@
           <w:sz w:val="24"/>
           <w:szCs w:val="24"/>
         </w:rPr>
-        <w:t xml:space="preserve"> mit einem Sprachmodell Ihrer Wahl (Telli, ByCS,</w:t>
+        <w:t xml:space="preserve"> mit einem Sprachmodell Ihrer Wahl (Telli, </w:t>
+      </w:r>
+      <w:proofErr w:type="spellStart"/>
+      <w:r>
+        <w:rPr>
+          <w:rFonts w:ascii="Calibri" w:hAnsi="Calibri" w:cs="Calibri"/>
+          <w:sz w:val="24"/>
+          <w:szCs w:val="24"/>
+        </w:rPr>
+        <w:t>ByCS</w:t>
+      </w:r>
+      <w:proofErr w:type="spellEnd"/>
+      <w:r>
+        <w:rPr>
+          <w:rFonts w:ascii="Calibri" w:hAnsi="Calibri" w:cs="Calibri"/>
+          <w:sz w:val="24"/>
+          <w:szCs w:val="24"/>
+        </w:rPr>
+        <w:t>,</w:t>
       </w:r>
       <w:r>
         <w:rPr>
@@ -630,8 +720,20 @@
           <w:sz w:val="24"/>
           <w:szCs w:val="24"/>
         </w:rPr>
-        <w:t>*.html</w:t>
-      </w:r>
+        <w:t>*.</w:t>
+      </w:r>
+      <w:proofErr w:type="spellStart"/>
+      <w:r>
+        <w:rPr>
+          <w:rFonts w:ascii="Calibri" w:hAnsi="Calibri" w:cs="Calibri"/>
+          <w:b/>
+          <w:bCs/>
+          <w:sz w:val="24"/>
+          <w:szCs w:val="24"/>
+        </w:rPr>
+        <w:t>html</w:t>
+      </w:r>
+      <w:proofErr w:type="spellEnd"/>
       <w:r>
         <w:rPr>
           <w:rFonts w:ascii="Calibri" w:hAnsi="Calibri" w:cs="Calibri"/>

--- a/sprachmodelle/Steckbriefe/Word_Dokumente/E_Anwendungsentwicklung.docx
+++ b/sprachmodelle/Steckbriefe/Word_Dokumente/E_Anwendungsentwicklung.docx
@@ -168,7 +168,7 @@
             <w:sz w:val="32"/>
             <w:szCs w:val="32"/>
           </w:rPr>
-          <w:t>Promptvorlagen.html</w:t>
+          <w:t>Promptvorlagen.pdf</w:t>
         </w:r>
       </w:hyperlink>
     </w:p>
